--- a/docs/informe_bateria_pruebas_backend.docx
+++ b/docs/informe_bateria_pruebas_backend.docx
@@ -430,7 +430,7 @@
                 <w:sz w:val="17"/>
                 <w:szCs w:val="17"/>
               </w:rPr>
-              <w:t>76 de 76 pruebas aprobadas (15 suites, 100% PASS Rate)</w:t>
+              <w:t>81 de 81 pruebas aprobadas (15 suites, 100% PASS Rate)</w:t>
             </w:r>
           </w:p>
         </w:tc>
@@ -488,7 +488,7 @@
                 <w:sz w:val="17"/>
                 <w:szCs w:val="17"/>
               </w:rPr>
-              <w:t>96 de 96 pruebas aprobadas (6 suites, 100% PASS Rate)</w:t>
+              <w:t>115 de 115 pruebas aprobadas (6 suites, 100% PASS Rate)</w:t>
             </w:r>
           </w:p>
         </w:tc>
@@ -559,7 +559,7 @@
                 <w:sz w:val="17"/>
                 <w:szCs w:val="17"/>
               </w:rPr>
-              <w:t>172 pruebas automatizadas (21 suites, 100% PASS Global) · 0 Fallas</w:t>
+              <w:t>196 pruebas automatizadas (21 suites, 100% PASS Global) · 0 Fallas</w:t>
             </w:r>
           </w:p>
         </w:tc>
@@ -1589,7 +1589,7 @@
                 <w:sz w:val="17"/>
                 <w:szCs w:val="17"/>
               </w:rPr>
-              <w:t>8 / 8</w:t>
+              <w:t>21 / 21</w:t>
             </w:r>
           </w:p>
         </w:tc>
@@ -4714,7 +4714,7 @@
                 <w:sz w:val="17"/>
                 <w:szCs w:val="17"/>
               </w:rPr>
-              <w:t>16 / 16</w:t>
+              <w:t>35 / 35</w:t>
             </w:r>
           </w:p>
         </w:tc>
@@ -6798,7 +6798,7 @@
           <w:sz w:val="21"/>
           <w:szCs w:val="21"/>
         </w:rPr>
-        <w:t xml:space="preserve"> 15 suites, 76 pruebas aprobadas (~6.1s de ejecución)</w:t>
+        <w:t xml:space="preserve"> 15 suites, 81 pruebas aprobadas (~6.1s de ejecución)</w:t>
       </w:r>
     </w:p>
     <w:p>
@@ -6889,7 +6889,7 @@
           <w:sz w:val="21"/>
           <w:szCs w:val="21"/>
         </w:rPr>
-        <w:t xml:space="preserve"> 6 suites, 96 pruebas aprobadas (~3.5s de ejecución)</w:t>
+        <w:t xml:space="preserve"> 6 suites, 115 pruebas aprobadas (~3.5s de ejecución)</w:t>
       </w:r>
     </w:p>
     <w:p>

--- a/docs/informe_bateria_pruebas_backend.docx
+++ b/docs/informe_bateria_pruebas_backend.docx
@@ -654,7 +654,7 @@
                 <w:sz w:val="17"/>
                 <w:szCs w:val="17"/>
               </w:rPr>
-              <w:t xml:space="preserve">183 pruebas aprobadas (22 suites </w:t>
+              <w:t>207 pruebas aprobadas (22 suites Jest, 100% PASS Rate)</w:t>
             </w:r>
             <w:proofErr w:type="spellStart"/>
             <w:r>
@@ -666,7 +666,6 @@
                 <w:sz w:val="17"/>
                 <w:szCs w:val="17"/>
               </w:rPr>
-              <w:t>Jest</w:t>
             </w:r>
             <w:proofErr w:type="spellEnd"/>
             <w:r>
@@ -678,7 +677,6 @@
                 <w:sz w:val="17"/>
                 <w:szCs w:val="17"/>
               </w:rPr>
-              <w:t>, 100% PA</w:t>
             </w:r>
             <w:r>
               <w:rPr>
@@ -689,7 +687,6 @@
                 <w:sz w:val="17"/>
                 <w:szCs w:val="17"/>
               </w:rPr>
-              <w:t>SS Rate)</w:t>
             </w:r>
           </w:p>
         </w:tc>
@@ -4573,7 +4570,7 @@
                 <w:sz w:val="17"/>
                 <w:szCs w:val="17"/>
               </w:rPr>
-              <w:t xml:space="preserve">100% de cobertura del catálogo (57 </w:t>
+              <w:t>83% de cobertura del catálogo (57 de 69 endpoints REST probados con Express en memoria). Valida códigos 200, 201, 400 y 404, headers y respuestas JSON.</w:t>
             </w:r>
             <w:proofErr w:type="spellStart"/>
             <w:r>
@@ -4583,7 +4580,6 @@
                 <w:sz w:val="17"/>
                 <w:szCs w:val="17"/>
               </w:rPr>
-              <w:t>endpoints</w:t>
             </w:r>
             <w:proofErr w:type="spellEnd"/>
             <w:r>
@@ -4593,7 +4589,6 @@
                 <w:sz w:val="17"/>
                 <w:szCs w:val="17"/>
               </w:rPr>
-              <w:t xml:space="preserve"> REST probados con Express en memoria). Valida códigos 200, 201, 400 y 404, </w:t>
             </w:r>
             <w:proofErr w:type="spellStart"/>
             <w:r>
@@ -4603,7 +4598,6 @@
                 <w:sz w:val="17"/>
                 <w:szCs w:val="17"/>
               </w:rPr>
-              <w:t>headers</w:t>
             </w:r>
             <w:proofErr w:type="spellEnd"/>
             <w:r>
@@ -4613,7 +4607,6 @@
                 <w:sz w:val="17"/>
                 <w:szCs w:val="17"/>
               </w:rPr>
-              <w:t xml:space="preserve"> y respuestas JSON.</w:t>
             </w:r>
           </w:p>
         </w:tc>
@@ -5668,7 +5661,7 @@
           <w:sz w:val="21"/>
           <w:szCs w:val="21"/>
         </w:rPr>
-        <w:t>tests_unitarias</w:t>
+        <w:t>tests_unitarias/backend/: Contiene 6 suites exclusivas con 115 pruebas enfocadas en criptografía, resiliencia offline, algoritmos predictivos y 57 de los 69 endpoints REST del catálogo.</w:t>
       </w:r>
       <w:proofErr w:type="spellEnd"/>
       <w:r>
@@ -5680,25 +5673,22 @@
           <w:sz w:val="21"/>
           <w:szCs w:val="21"/>
         </w:rPr>
-        <w:t>/backend/:</w:t>
-      </w:r>
-      <w:r>
-        <w:rPr>
-          <w:rFonts w:ascii="Calibri" w:eastAsia="Calibri" w:hAnsi="Calibri" w:cs="Calibri"/>
-          <w:color w:val="1E293B"/>
-          <w:sz w:val="21"/>
-          <w:szCs w:val="21"/>
-        </w:rPr>
-        <w:t xml:space="preserve"> Contiene 6 suites exclusiv</w:t>
-      </w:r>
-      <w:r>
-        <w:rPr>
-          <w:rFonts w:ascii="Calibri" w:eastAsia="Calibri" w:hAnsi="Calibri" w:cs="Calibri"/>
-          <w:color w:val="1E293B"/>
-          <w:sz w:val="21"/>
-          <w:szCs w:val="21"/>
-        </w:rPr>
-        <w:t xml:space="preserve">as con 96 pruebas enfocadas en criptografía, resiliencia offline, algoritmos predictivos y el catálogo de 57 </w:t>
+      </w:r>
+      <w:r>
+        <w:rPr>
+          <w:rFonts w:ascii="Calibri" w:eastAsia="Calibri" w:hAnsi="Calibri" w:cs="Calibri"/>
+          <w:color w:val="1E293B"/>
+          <w:sz w:val="21"/>
+          <w:szCs w:val="21"/>
+        </w:rPr>
+      </w:r>
+      <w:r>
+        <w:rPr>
+          <w:rFonts w:ascii="Calibri" w:eastAsia="Calibri" w:hAnsi="Calibri" w:cs="Calibri"/>
+          <w:color w:val="1E293B"/>
+          <w:sz w:val="21"/>
+          <w:szCs w:val="21"/>
+        </w:rPr>
       </w:r>
       <w:proofErr w:type="spellStart"/>
       <w:r>
@@ -5708,7 +5698,6 @@
           <w:sz w:val="21"/>
           <w:szCs w:val="21"/>
         </w:rPr>
-        <w:t>endpoints</w:t>
       </w:r>
       <w:proofErr w:type="spellEnd"/>
       <w:r>
@@ -5718,7 +5707,6 @@
           <w:sz w:val="21"/>
           <w:szCs w:val="21"/>
         </w:rPr>
-        <w:t xml:space="preserve"> REST.</w:t>
       </w:r>
     </w:p>
     <w:p>
@@ -6022,7 +6010,7 @@
           <w:sz w:val="21"/>
           <w:szCs w:val="21"/>
         </w:rPr>
-        <w:t xml:space="preserve"> Ejecuta las 6 suites de backend (96 pruebas)</w:t>
+        <w:t xml:space="preserve"> Ejecuta las 6 suites de backend (115 pruebas)</w:t>
       </w:r>
     </w:p>
     <w:p>
@@ -6171,7 +6159,7 @@
           <w:sz w:val="21"/>
           <w:szCs w:val="21"/>
         </w:rPr>
-        <w:t xml:space="preserve"> Ejecuta todas las pruebas unitarias consolidadas (107 pruebas)</w:t>
+        <w:t xml:space="preserve"> Ejecuta todas las pruebas unitarias consolidadas (126 pruebas)</w:t>
       </w:r>
     </w:p>
     <w:p>
@@ -6911,7 +6899,7 @@
           <w:sz w:val="21"/>
           <w:szCs w:val="21"/>
         </w:rPr>
-        <w:t>Total</w:t>
+        <w:t>Total Exclusivo Backend: 21 suites, 196 pruebas aprobadas al 100%</w:t>
       </w:r>
       <w:proofErr w:type="gramEnd"/>
       <w:r>
@@ -6923,16 +6911,14 @@
           <w:sz w:val="21"/>
           <w:szCs w:val="21"/>
         </w:rPr>
-        <w:t xml:space="preserve"> Exclusivo Backend:</w:t>
-      </w:r>
-      <w:r>
-        <w:rPr>
-          <w:rFonts w:ascii="Calibri" w:eastAsia="Calibri" w:hAnsi="Calibri" w:cs="Calibri"/>
-          <w:color w:val="1E293B"/>
-          <w:sz w:val="21"/>
-          <w:szCs w:val="21"/>
-        </w:rPr>
-        <w:t xml:space="preserve"> 21 suites, 172 pruebas aprobadas al 100%</w:t>
+      </w:r>
+      <w:r>
+        <w:rPr>
+          <w:rFonts w:ascii="Calibri" w:eastAsia="Calibri" w:hAnsi="Calibri" w:cs="Calibri"/>
+          <w:color w:val="1E293B"/>
+          <w:sz w:val="21"/>
+          <w:szCs w:val="21"/>
+        </w:rPr>
       </w:r>
     </w:p>
     <w:p>
@@ -6984,7 +6970,7 @@
           <w:sz w:val="21"/>
           <w:szCs w:val="21"/>
         </w:rPr>
-        <w:t>Total</w:t>
+        <w:t>Total General Jest: 22 suites, 207 pruebas aprobadas al 100% (cero fallas)</w:t>
       </w:r>
       <w:proofErr w:type="gramEnd"/>
       <w:r>
@@ -6996,7 +6982,6 @@
           <w:sz w:val="21"/>
           <w:szCs w:val="21"/>
         </w:rPr>
-        <w:t xml:space="preserve"> General </w:t>
       </w:r>
       <w:proofErr w:type="spellStart"/>
       <w:r>
@@ -7008,7 +6993,6 @@
           <w:sz w:val="21"/>
           <w:szCs w:val="21"/>
         </w:rPr>
-        <w:t>Jest</w:t>
       </w:r>
       <w:proofErr w:type="spellEnd"/>
       <w:r>
@@ -7020,16 +7004,14 @@
           <w:sz w:val="21"/>
           <w:szCs w:val="21"/>
         </w:rPr>
-        <w:t>:</w:t>
-      </w:r>
-      <w:r>
-        <w:rPr>
-          <w:rFonts w:ascii="Calibri" w:eastAsia="Calibri" w:hAnsi="Calibri" w:cs="Calibri"/>
-          <w:color w:val="1E293B"/>
-          <w:sz w:val="21"/>
-          <w:szCs w:val="21"/>
-        </w:rPr>
-        <w:t xml:space="preserve"> 22 suites, 183 pruebas aprobadas al 100% (cero fallas)</w:t>
+      </w:r>
+      <w:r>
+        <w:rPr>
+          <w:rFonts w:ascii="Calibri" w:eastAsia="Calibri" w:hAnsi="Calibri" w:cs="Calibri"/>
+          <w:color w:val="1E293B"/>
+          <w:sz w:val="21"/>
+          <w:szCs w:val="21"/>
+        </w:rPr>
       </w:r>
     </w:p>
     <w:p>

--- a/docs/informe_bateria_pruebas_backend.docx
+++ b/docs/informe_bateria_pruebas_backend.docx
@@ -488,7 +488,7 @@
                 <w:sz w:val="17"/>
                 <w:szCs w:val="17"/>
               </w:rPr>
-              <w:t>115 de 115 pruebas aprobadas (6 suites, 100% PASS Rate)</w:t>
+              <w:t>127 de 127 pruebas aprobadas (6 suites, 100% PASS Rate)</w:t>
             </w:r>
           </w:p>
         </w:tc>
@@ -559,7 +559,7 @@
                 <w:sz w:val="17"/>
                 <w:szCs w:val="17"/>
               </w:rPr>
-              <w:t>196 pruebas automatizadas (21 suites, 100% PASS Global) · 0 Fallas</w:t>
+              <w:t>208 pruebas automatizadas (21 suites, 100% PASS Global) · 0 Fallas</w:t>
             </w:r>
           </w:p>
         </w:tc>
@@ -654,7 +654,7 @@
                 <w:sz w:val="17"/>
                 <w:szCs w:val="17"/>
               </w:rPr>
-              <w:t>207 pruebas aprobadas (22 suites Jest, 100% PASS Rate)</w:t>
+              <w:t>219 pruebas aprobadas (22 suites Jest, 100% PASS Rate)</w:t>
             </w:r>
             <w:proofErr w:type="spellStart"/>
             <w:r>
@@ -4570,7 +4570,7 @@
                 <w:sz w:val="17"/>
                 <w:szCs w:val="17"/>
               </w:rPr>
-              <w:t>83% de cobertura del catálogo (57 de 69 endpoints REST probados con Express en memoria). Valida códigos 200, 201, 400 y 404, headers y respuestas JSON.</w:t>
+              <w:t>100% de cobertura del catálogo (69 endpoints REST probados con Express en memoria). Valida códigos 200, 201, 400 y 404, headers y respuestas JSON.</w:t>
             </w:r>
             <w:proofErr w:type="spellStart"/>
             <w:r>
@@ -5661,7 +5661,7 @@
           <w:sz w:val="21"/>
           <w:szCs w:val="21"/>
         </w:rPr>
-        <w:t>tests_unitarias/backend/: Contiene 6 suites exclusivas con 115 pruebas enfocadas en criptografía, resiliencia offline, algoritmos predictivos y 57 de los 69 endpoints REST del catálogo.</w:t>
+        <w:t>tests_unitarias/backend/: Contiene 6 suites exclusivas con 127 pruebas enfocadas en criptografía, resiliencia offline, algoritmos predictivos y los 69 endpoints REST del catálogo.</w:t>
       </w:r>
       <w:proofErr w:type="spellEnd"/>
       <w:r>
@@ -6010,7 +6010,7 @@
           <w:sz w:val="21"/>
           <w:szCs w:val="21"/>
         </w:rPr>
-        <w:t xml:space="preserve"> Ejecuta las 6 suites de backend (115 pruebas)</w:t>
+        <w:t xml:space="preserve"> Ejecuta las 6 suites de backend (127 pruebas)</w:t>
       </w:r>
     </w:p>
     <w:p>
@@ -6159,7 +6159,7 @@
           <w:sz w:val="21"/>
           <w:szCs w:val="21"/>
         </w:rPr>
-        <w:t xml:space="preserve"> Ejecuta todas las pruebas unitarias consolidadas (126 pruebas)</w:t>
+        <w:t xml:space="preserve"> Ejecuta todas las pruebas unitarias consolidadas (138 pruebas)</w:t>
       </w:r>
     </w:p>
     <w:p>
@@ -6877,7 +6877,7 @@
           <w:sz w:val="21"/>
           <w:szCs w:val="21"/>
         </w:rPr>
-        <w:t xml:space="preserve"> 6 suites, 115 pruebas aprobadas (~3.5s de ejecución)</w:t>
+        <w:t xml:space="preserve"> 6 suites, 127 pruebas aprobadas (~3.5s de ejecución)</w:t>
       </w:r>
     </w:p>
     <w:p>
@@ -6899,7 +6899,7 @@
           <w:sz w:val="21"/>
           <w:szCs w:val="21"/>
         </w:rPr>
-        <w:t>Total Exclusivo Backend: 21 suites, 196 pruebas aprobadas al 100%</w:t>
+        <w:t>Total Exclusivo Backend: 21 suites, 208 pruebas aprobadas al 100%</w:t>
       </w:r>
       <w:proofErr w:type="gramEnd"/>
       <w:r>
@@ -6970,7 +6970,7 @@
           <w:sz w:val="21"/>
           <w:szCs w:val="21"/>
         </w:rPr>
-        <w:t>Total General Jest: 22 suites, 207 pruebas aprobadas al 100% (cero fallas)</w:t>
+        <w:t>Total General Jest: 22 suites, 219 pruebas aprobadas al 100% (cero fallas)</w:t>
       </w:r>
       <w:proofErr w:type="gramEnd"/>
       <w:r>

--- a/docs/informe_bateria_pruebas_backend.docx
+++ b/docs/informe_bateria_pruebas_backend.docx
@@ -488,7 +488,7 @@
                 <w:sz w:val="17"/>
                 <w:szCs w:val="17"/>
               </w:rPr>
-              <w:t>127 de 127 pruebas aprobadas (6 suites, 100% PASS Rate)</w:t>
+              <w:t>133 de 133 pruebas aprobadas (6 suites, 100% PASS Rate)</w:t>
             </w:r>
           </w:p>
         </w:tc>
@@ -559,7 +559,7 @@
                 <w:sz w:val="17"/>
                 <w:szCs w:val="17"/>
               </w:rPr>
-              <w:t>208 pruebas automatizadas (21 suites, 100% PASS Global) · 0 Fallas</w:t>
+              <w:t>214 pruebas automatizadas (22 suites, 100% PASS Global) · 0 Fallas</w:t>
             </w:r>
           </w:p>
         </w:tc>
@@ -654,7 +654,7 @@
                 <w:sz w:val="17"/>
                 <w:szCs w:val="17"/>
               </w:rPr>
-              <w:t>219 pruebas aprobadas (22 suites Jest, 100% PASS Rate)</w:t>
+              <w:t>225 pruebas aprobadas (23 suites Jest, 100% PASS Rate)</w:t>
             </w:r>
             <w:proofErr w:type="spellStart"/>
             <w:r>
@@ -5661,7 +5661,7 @@
           <w:sz w:val="21"/>
           <w:szCs w:val="21"/>
         </w:rPr>
-        <w:t>tests_unitarias/backend/: Contiene 6 suites exclusivas con 127 pruebas enfocadas en criptografía, resiliencia offline, algoritmos predictivos y los 69 endpoints REST del catálogo.</w:t>
+        <w:t>tests_unitarias/backend/: Contiene 7 suites exclusivas con 133 pruebas enfocadas en criptografía, resiliencia offline, algoritmos predictivos y los 69 endpoints REST del catálogo.</w:t>
       </w:r>
       <w:proofErr w:type="spellEnd"/>
       <w:r>
@@ -6010,7 +6010,7 @@
           <w:sz w:val="21"/>
           <w:szCs w:val="21"/>
         </w:rPr>
-        <w:t xml:space="preserve"> Ejecuta las 6 suites de backend (127 pruebas)</w:t>
+        <w:t xml:space="preserve"> Ejecuta las 7 suites de backend (133 pruebas)</w:t>
       </w:r>
     </w:p>
     <w:p>
@@ -6159,7 +6159,7 @@
           <w:sz w:val="21"/>
           <w:szCs w:val="21"/>
         </w:rPr>
-        <w:t xml:space="preserve"> Ejecuta todas las pruebas unitarias consolidadas (138 pruebas)</w:t>
+        <w:t xml:space="preserve"> Ejecuta todas las pruebas unitarias consolidadas (144 pruebas)</w:t>
       </w:r>
     </w:p>
     <w:p>
@@ -6877,7 +6877,7 @@
           <w:sz w:val="21"/>
           <w:szCs w:val="21"/>
         </w:rPr>
-        <w:t xml:space="preserve"> 6 suites, 127 pruebas aprobadas (~3.5s de ejecución)</w:t>
+        <w:t xml:space="preserve"> 7 suites, 133 pruebas aprobadas (~3.5s de ejecución)</w:t>
       </w:r>
     </w:p>
     <w:p>
@@ -6899,7 +6899,7 @@
           <w:sz w:val="21"/>
           <w:szCs w:val="21"/>
         </w:rPr>
-        <w:t>Total Exclusivo Backend: 21 suites, 208 pruebas aprobadas al 100%</w:t>
+        <w:t>Total Exclusivo Backend: 22 suites, 214 pruebas aprobadas al 100%</w:t>
       </w:r>
       <w:proofErr w:type="gramEnd"/>
       <w:r>
@@ -6970,7 +6970,7 @@
           <w:sz w:val="21"/>
           <w:szCs w:val="21"/>
         </w:rPr>
-        <w:t>Total General Jest: 22 suites, 219 pruebas aprobadas al 100% (cero fallas)</w:t>
+        <w:t>Total General Jest: 23 suites, 225 pruebas aprobadas al 100% (cero fallas)</w:t>
       </w:r>
       <w:proofErr w:type="gramEnd"/>
       <w:r>

--- a/docs/informe_bateria_pruebas_backend.docx
+++ b/docs/informe_bateria_pruebas_backend.docx
@@ -488,7 +488,7 @@
                 <w:sz w:val="17"/>
                 <w:szCs w:val="17"/>
               </w:rPr>
-              <w:t>133 de 133 pruebas aprobadas (6 suites, 100% PASS Rate)</w:t>
+              <w:t>143 de 143 pruebas aprobadas (6 suites, 100% PASS Rate)</w:t>
             </w:r>
           </w:p>
         </w:tc>
@@ -559,7 +559,7 @@
                 <w:sz w:val="17"/>
                 <w:szCs w:val="17"/>
               </w:rPr>
-              <w:t>214 pruebas automatizadas (22 suites, 100% PASS Global) · 0 Fallas</w:t>
+              <w:t>224 pruebas automatizadas (23 suites, 100% PASS Global) · 0 Fallas</w:t>
             </w:r>
           </w:p>
         </w:tc>
@@ -654,7 +654,7 @@
                 <w:sz w:val="17"/>
                 <w:szCs w:val="17"/>
               </w:rPr>
-              <w:t>225 pruebas aprobadas (23 suites Jest, 100% PASS Rate)</w:t>
+              <w:t>235 pruebas aprobadas (24 suites Jest, 100% PASS Rate)</w:t>
             </w:r>
             <w:proofErr w:type="spellStart"/>
             <w:r>
@@ -4570,7 +4570,7 @@
                 <w:sz w:val="17"/>
                 <w:szCs w:val="17"/>
               </w:rPr>
-              <w:t>100% de cobertura del catálogo (69 endpoints REST probados con Express en memoria). Valida códigos 200, 201, 400 y 404, headers y respuestas JSON.</w:t>
+              <w:t>100% de cobertura del catálogo (71 endpoints REST probados con Express en memoria). Valida códigos 200, 201, 400 y 404, headers y respuestas JSON.</w:t>
             </w:r>
             <w:proofErr w:type="spellStart"/>
             <w:r>
@@ -5661,7 +5661,7 @@
           <w:sz w:val="21"/>
           <w:szCs w:val="21"/>
         </w:rPr>
-        <w:t>tests_unitarias/backend/: Contiene 7 suites exclusivas con 133 pruebas enfocadas en criptografía, resiliencia offline, algoritmos predictivos y los 69 endpoints REST del catálogo.</w:t>
+        <w:t>tests_unitarias/backend/: Contiene 8 suites exclusivas con 143 pruebas enfocadas en criptografía, resiliencia offline, algoritmos predictivos y los 71 endpoints REST del catálogo.</w:t>
       </w:r>
       <w:proofErr w:type="spellEnd"/>
       <w:r>
@@ -6010,7 +6010,7 @@
           <w:sz w:val="21"/>
           <w:szCs w:val="21"/>
         </w:rPr>
-        <w:t xml:space="preserve"> Ejecuta las 7 suites de backend (133 pruebas)</w:t>
+        <w:t xml:space="preserve"> Ejecuta las 8 suites de backend (143 pruebas)</w:t>
       </w:r>
     </w:p>
     <w:p>
@@ -6159,7 +6159,7 @@
           <w:sz w:val="21"/>
           <w:szCs w:val="21"/>
         </w:rPr>
-        <w:t xml:space="preserve"> Ejecuta todas las pruebas unitarias consolidadas (144 pruebas)</w:t>
+        <w:t xml:space="preserve"> Ejecuta todas las pruebas unitarias consolidadas (154 pruebas)</w:t>
       </w:r>
     </w:p>
     <w:p>
@@ -6877,7 +6877,7 @@
           <w:sz w:val="21"/>
           <w:szCs w:val="21"/>
         </w:rPr>
-        <w:t xml:space="preserve"> 7 suites, 133 pruebas aprobadas (~3.5s de ejecución)</w:t>
+        <w:t xml:space="preserve"> 8 suites, 143 pruebas aprobadas (~3.5s de ejecución)</w:t>
       </w:r>
     </w:p>
     <w:p>
@@ -6899,7 +6899,7 @@
           <w:sz w:val="21"/>
           <w:szCs w:val="21"/>
         </w:rPr>
-        <w:t>Total Exclusivo Backend: 22 suites, 214 pruebas aprobadas al 100%</w:t>
+        <w:t>Total Exclusivo Backend: 23 suites, 224 pruebas aprobadas al 100%</w:t>
       </w:r>
       <w:proofErr w:type="gramEnd"/>
       <w:r>
@@ -6970,7 +6970,7 @@
           <w:sz w:val="21"/>
           <w:szCs w:val="21"/>
         </w:rPr>
-        <w:t>Total General Jest: 23 suites, 225 pruebas aprobadas al 100% (cero fallas)</w:t>
+        <w:t>Total General Jest: 24 suites, 235 pruebas aprobadas al 100% (cero fallas)</w:t>
       </w:r>
       <w:proofErr w:type="gramEnd"/>
       <w:r>

--- a/docs/informe_bateria_pruebas_backend.docx
+++ b/docs/informe_bateria_pruebas_backend.docx
@@ -488,7 +488,7 @@
                 <w:sz w:val="17"/>
                 <w:szCs w:val="17"/>
               </w:rPr>
-              <w:t>143 de 143 pruebas aprobadas (6 suites, 100% PASS Rate)</w:t>
+              <w:t>152 de 152 pruebas aprobadas (6 suites, 100% PASS Rate)</w:t>
             </w:r>
           </w:p>
         </w:tc>
@@ -559,7 +559,7 @@
                 <w:sz w:val="17"/>
                 <w:szCs w:val="17"/>
               </w:rPr>
-              <w:t>224 pruebas automatizadas (23 suites, 100% PASS Global) · 0 Fallas</w:t>
+              <w:t>233 pruebas automatizadas (24 suites, 100% PASS Global) · 0 Fallas</w:t>
             </w:r>
           </w:p>
         </w:tc>
@@ -654,7 +654,7 @@
                 <w:sz w:val="17"/>
                 <w:szCs w:val="17"/>
               </w:rPr>
-              <w:t>235 pruebas aprobadas (24 suites Jest, 100% PASS Rate)</w:t>
+              <w:t>244 pruebas aprobadas (25 suites Jest, 100% PASS Rate)</w:t>
             </w:r>
             <w:proofErr w:type="spellStart"/>
             <w:r>
@@ -4570,7 +4570,7 @@
                 <w:sz w:val="17"/>
                 <w:szCs w:val="17"/>
               </w:rPr>
-              <w:t>100% de cobertura del catálogo (71 endpoints REST probados con Express en memoria). Valida códigos 200, 201, 400 y 404, headers y respuestas JSON.</w:t>
+              <w:t>100% de cobertura del catálogo (72 endpoints REST probados con Express en memoria). Valida códigos 200, 201, 400 y 404, headers y respuestas JSON.</w:t>
             </w:r>
             <w:proofErr w:type="spellStart"/>
             <w:r>
@@ -5661,7 +5661,7 @@
           <w:sz w:val="21"/>
           <w:szCs w:val="21"/>
         </w:rPr>
-        <w:t>tests_unitarias/backend/: Contiene 8 suites exclusivas con 143 pruebas enfocadas en criptografía, resiliencia offline, algoritmos predictivos y los 71 endpoints REST del catálogo.</w:t>
+        <w:t>tests_unitarias/backend/: Contiene 9 suites exclusivas con 152 pruebas enfocadas en criptografía, resiliencia offline, algoritmos predictivos y los 72 endpoints REST del catálogo.</w:t>
       </w:r>
       <w:proofErr w:type="spellEnd"/>
       <w:r>
@@ -6010,7 +6010,7 @@
           <w:sz w:val="21"/>
           <w:szCs w:val="21"/>
         </w:rPr>
-        <w:t xml:space="preserve"> Ejecuta las 8 suites de backend (143 pruebas)</w:t>
+        <w:t xml:space="preserve"> Ejecuta las 9 suites de backend (152 pruebas)</w:t>
       </w:r>
     </w:p>
     <w:p>
@@ -6159,7 +6159,7 @@
           <w:sz w:val="21"/>
           <w:szCs w:val="21"/>
         </w:rPr>
-        <w:t xml:space="preserve"> Ejecuta todas las pruebas unitarias consolidadas (154 pruebas)</w:t>
+        <w:t xml:space="preserve"> Ejecuta todas las pruebas unitarias consolidadas (163 pruebas)</w:t>
       </w:r>
     </w:p>
     <w:p>
@@ -6877,7 +6877,7 @@
           <w:sz w:val="21"/>
           <w:szCs w:val="21"/>
         </w:rPr>
-        <w:t xml:space="preserve"> 8 suites, 143 pruebas aprobadas (~3.5s de ejecución)</w:t>
+        <w:t xml:space="preserve"> 9 suites, 152 pruebas aprobadas (~3.5s de ejecución)</w:t>
       </w:r>
     </w:p>
     <w:p>
@@ -6899,7 +6899,7 @@
           <w:sz w:val="21"/>
           <w:szCs w:val="21"/>
         </w:rPr>
-        <w:t>Total Exclusivo Backend: 23 suites, 224 pruebas aprobadas al 100%</w:t>
+        <w:t>Total Exclusivo Backend: 24 suites, 233 pruebas aprobadas al 100%</w:t>
       </w:r>
       <w:proofErr w:type="gramEnd"/>
       <w:r>
@@ -6970,7 +6970,7 @@
           <w:sz w:val="21"/>
           <w:szCs w:val="21"/>
         </w:rPr>
-        <w:t>Total General Jest: 24 suites, 235 pruebas aprobadas al 100% (cero fallas)</w:t>
+        <w:t>Total General Jest: 25 suites, 244 pruebas aprobadas al 100% (cero fallas)</w:t>
       </w:r>
       <w:proofErr w:type="gramEnd"/>
       <w:r>

--- a/docs/informe_bateria_pruebas_backend.docx
+++ b/docs/informe_bateria_pruebas_backend.docx
@@ -488,7 +488,7 @@
                 <w:sz w:val="17"/>
                 <w:szCs w:val="17"/>
               </w:rPr>
-              <w:t>152 de 152 pruebas aprobadas (6 suites, 100% PASS Rate)</w:t>
+              <w:t>161 de 161 pruebas aprobadas (6 suites, 100% PASS Rate)</w:t>
             </w:r>
           </w:p>
         </w:tc>
@@ -559,7 +559,7 @@
                 <w:sz w:val="17"/>
                 <w:szCs w:val="17"/>
               </w:rPr>
-              <w:t>233 pruebas automatizadas (24 suites, 100% PASS Global) · 0 Fallas</w:t>
+              <w:t>242 pruebas automatizadas (25 suites, 100% PASS Global) · 0 Fallas</w:t>
             </w:r>
           </w:p>
         </w:tc>
@@ -654,7 +654,7 @@
                 <w:sz w:val="17"/>
                 <w:szCs w:val="17"/>
               </w:rPr>
-              <w:t>244 pruebas aprobadas (25 suites Jest, 100% PASS Rate)</w:t>
+              <w:t>253 pruebas aprobadas (26 suites Jest, 100% PASS Rate)</w:t>
             </w:r>
             <w:proofErr w:type="spellStart"/>
             <w:r>
@@ -5661,7 +5661,7 @@
           <w:sz w:val="21"/>
           <w:szCs w:val="21"/>
         </w:rPr>
-        <w:t>tests_unitarias/backend/: Contiene 9 suites exclusivas con 152 pruebas enfocadas en criptografía, resiliencia offline, algoritmos predictivos y los 72 endpoints REST del catálogo.</w:t>
+        <w:t>tests_unitarias/backend/: Contiene 10 suites exclusivas con 161 pruebas enfocadas en criptografía, resiliencia offline, algoritmos predictivos y los 72 endpoints REST del catálogo.</w:t>
       </w:r>
       <w:proofErr w:type="spellEnd"/>
       <w:r>
@@ -6010,7 +6010,7 @@
           <w:sz w:val="21"/>
           <w:szCs w:val="21"/>
         </w:rPr>
-        <w:t xml:space="preserve"> Ejecuta las 9 suites de backend (152 pruebas)</w:t>
+        <w:t xml:space="preserve"> Ejecuta las 10 suites de backend (161 pruebas)</w:t>
       </w:r>
     </w:p>
     <w:p>
@@ -6159,7 +6159,7 @@
           <w:sz w:val="21"/>
           <w:szCs w:val="21"/>
         </w:rPr>
-        <w:t xml:space="preserve"> Ejecuta todas las pruebas unitarias consolidadas (163 pruebas)</w:t>
+        <w:t xml:space="preserve"> Ejecuta todas las pruebas unitarias consolidadas (172 pruebas)</w:t>
       </w:r>
     </w:p>
     <w:p>
@@ -6877,7 +6877,7 @@
           <w:sz w:val="21"/>
           <w:szCs w:val="21"/>
         </w:rPr>
-        <w:t xml:space="preserve"> 9 suites, 152 pruebas aprobadas (~3.5s de ejecución)</w:t>
+        <w:t xml:space="preserve"> 10 suites, 161 pruebas aprobadas (~3.5s de ejecución)</w:t>
       </w:r>
     </w:p>
     <w:p>
@@ -6899,7 +6899,7 @@
           <w:sz w:val="21"/>
           <w:szCs w:val="21"/>
         </w:rPr>
-        <w:t>Total Exclusivo Backend: 24 suites, 233 pruebas aprobadas al 100%</w:t>
+        <w:t>Total Exclusivo Backend: 25 suites, 242 pruebas aprobadas al 100%</w:t>
       </w:r>
       <w:proofErr w:type="gramEnd"/>
       <w:r>
@@ -6970,7 +6970,7 @@
           <w:sz w:val="21"/>
           <w:szCs w:val="21"/>
         </w:rPr>
-        <w:t>Total General Jest: 25 suites, 244 pruebas aprobadas al 100% (cero fallas)</w:t>
+        <w:t>Total General Jest: 26 suites, 253 pruebas aprobadas al 100% (cero fallas)</w:t>
       </w:r>
       <w:proofErr w:type="gramEnd"/>
       <w:r>

--- a/docs/informe_bateria_pruebas_backend.docx
+++ b/docs/informe_bateria_pruebas_backend.docx
@@ -488,7 +488,7 @@
                 <w:sz w:val="17"/>
                 <w:szCs w:val="17"/>
               </w:rPr>
-              <w:t>161 de 161 pruebas aprobadas (6 suites, 100% PASS Rate)</w:t>
+              <w:t>177 de 177 pruebas aprobadas (6 suites, 100% PASS Rate)</w:t>
             </w:r>
           </w:p>
         </w:tc>
@@ -559,7 +559,7 @@
                 <w:sz w:val="17"/>
                 <w:szCs w:val="17"/>
               </w:rPr>
-              <w:t>242 pruebas automatizadas (25 suites, 100% PASS Global) · 0 Fallas</w:t>
+              <w:t>258 pruebas automatizadas (26 suites, 100% PASS Global) · 0 Fallas</w:t>
             </w:r>
           </w:p>
         </w:tc>
@@ -654,7 +654,7 @@
                 <w:sz w:val="17"/>
                 <w:szCs w:val="17"/>
               </w:rPr>
-              <w:t>253 pruebas aprobadas (26 suites Jest, 100% PASS Rate)</w:t>
+              <w:t>269 pruebas aprobadas (27 suites Jest, 100% PASS Rate)</w:t>
             </w:r>
             <w:proofErr w:type="spellStart"/>
             <w:r>
@@ -5661,7 +5661,7 @@
           <w:sz w:val="21"/>
           <w:szCs w:val="21"/>
         </w:rPr>
-        <w:t>tests_unitarias/backend/: Contiene 10 suites exclusivas con 161 pruebas enfocadas en criptografía, resiliencia offline, algoritmos predictivos y los 72 endpoints REST del catálogo.</w:t>
+        <w:t>tests_unitarias/backend/: Contiene 11 suites exclusivas con 177 pruebas enfocadas en criptografía, resiliencia offline, algoritmos predictivos y los 72 endpoints REST del catálogo.</w:t>
       </w:r>
       <w:proofErr w:type="spellEnd"/>
       <w:r>
@@ -6010,7 +6010,7 @@
           <w:sz w:val="21"/>
           <w:szCs w:val="21"/>
         </w:rPr>
-        <w:t xml:space="preserve"> Ejecuta las 10 suites de backend (161 pruebas)</w:t>
+        <w:t xml:space="preserve"> Ejecuta las 11 suites de backend (177 pruebas)</w:t>
       </w:r>
     </w:p>
     <w:p>
@@ -6159,7 +6159,7 @@
           <w:sz w:val="21"/>
           <w:szCs w:val="21"/>
         </w:rPr>
-        <w:t xml:space="preserve"> Ejecuta todas las pruebas unitarias consolidadas (172 pruebas)</w:t>
+        <w:t xml:space="preserve"> Ejecuta todas las pruebas unitarias consolidadas (188 pruebas)</w:t>
       </w:r>
     </w:p>
     <w:p>
@@ -6877,7 +6877,7 @@
           <w:sz w:val="21"/>
           <w:szCs w:val="21"/>
         </w:rPr>
-        <w:t xml:space="preserve"> 10 suites, 161 pruebas aprobadas (~3.5s de ejecución)</w:t>
+        <w:t xml:space="preserve"> 11 suites, 177 pruebas aprobadas (~3.5s de ejecución)</w:t>
       </w:r>
     </w:p>
     <w:p>
@@ -6899,7 +6899,7 @@
           <w:sz w:val="21"/>
           <w:szCs w:val="21"/>
         </w:rPr>
-        <w:t>Total Exclusivo Backend: 25 suites, 242 pruebas aprobadas al 100%</w:t>
+        <w:t>Total Exclusivo Backend: 26 suites, 258 pruebas aprobadas al 100%</w:t>
       </w:r>
       <w:proofErr w:type="gramEnd"/>
       <w:r>
@@ -6970,7 +6970,7 @@
           <w:sz w:val="21"/>
           <w:szCs w:val="21"/>
         </w:rPr>
-        <w:t>Total General Jest: 26 suites, 253 pruebas aprobadas al 100% (cero fallas)</w:t>
+        <w:t>Total General Jest: 27 suites, 269 pruebas aprobadas al 100% (cero fallas)</w:t>
       </w:r>
       <w:proofErr w:type="gramEnd"/>
       <w:r>

--- a/docs/informe_bateria_pruebas_backend.docx
+++ b/docs/informe_bateria_pruebas_backend.docx
@@ -430,7 +430,7 @@
                 <w:sz w:val="17"/>
                 <w:szCs w:val="17"/>
               </w:rPr>
-              <w:t>81 de 81 pruebas aprobadas (15 suites, 100% PASS Rate)</w:t>
+              <w:t>87 de 87 pruebas aprobadas (15 suites, 100% PASS Rate)</w:t>
             </w:r>
           </w:p>
         </w:tc>
@@ -488,7 +488,7 @@
                 <w:sz w:val="17"/>
                 <w:szCs w:val="17"/>
               </w:rPr>
-              <w:t>177 de 177 pruebas aprobadas (6 suites, 100% PASS Rate)</w:t>
+              <w:t>182 de 182 pruebas aprobadas (6 suites, 100% PASS Rate)</w:t>
             </w:r>
           </w:p>
         </w:tc>
@@ -559,7 +559,7 @@
                 <w:sz w:val="17"/>
                 <w:szCs w:val="17"/>
               </w:rPr>
-              <w:t>258 pruebas automatizadas (26 suites, 100% PASS Global) · 0 Fallas</w:t>
+              <w:t>269 pruebas automatizadas (26 suites, 100% PASS Global) · 0 Fallas</w:t>
             </w:r>
           </w:p>
         </w:tc>
@@ -654,7 +654,7 @@
                 <w:sz w:val="17"/>
                 <w:szCs w:val="17"/>
               </w:rPr>
-              <w:t>269 pruebas aprobadas (27 suites Jest, 100% PASS Rate)</w:t>
+              <w:t>280 pruebas aprobadas (28 suites Jest, 100% PASS Rate)</w:t>
             </w:r>
             <w:proofErr w:type="spellStart"/>
             <w:r>
@@ -5661,7 +5661,7 @@
           <w:sz w:val="21"/>
           <w:szCs w:val="21"/>
         </w:rPr>
-        <w:t>tests_unitarias/backend/: Contiene 11 suites exclusivas con 177 pruebas enfocadas en criptografía, resiliencia offline, algoritmos predictivos y los 72 endpoints REST del catálogo.</w:t>
+        <w:t>tests_unitarias/backend/: Contiene 12 suites exclusivas con 182 pruebas enfocadas en criptografía, resiliencia offline, algoritmos predictivos y los 72 endpoints REST del catálogo.</w:t>
       </w:r>
       <w:proofErr w:type="spellEnd"/>
       <w:r>
@@ -6010,7 +6010,7 @@
           <w:sz w:val="21"/>
           <w:szCs w:val="21"/>
         </w:rPr>
-        <w:t xml:space="preserve"> Ejecuta las 11 suites de backend (177 pruebas)</w:t>
+        <w:t xml:space="preserve"> Ejecuta las 12 suites de backend (182 pruebas)</w:t>
       </w:r>
     </w:p>
     <w:p>
@@ -6159,7 +6159,7 @@
           <w:sz w:val="21"/>
           <w:szCs w:val="21"/>
         </w:rPr>
-        <w:t xml:space="preserve"> Ejecuta todas las pruebas unitarias consolidadas (188 pruebas)</w:t>
+        <w:t xml:space="preserve"> Ejecuta todas las pruebas unitarias consolidadas (193 pruebas)</w:t>
       </w:r>
     </w:p>
     <w:p>
@@ -6786,7 +6786,7 @@
           <w:sz w:val="21"/>
           <w:szCs w:val="21"/>
         </w:rPr>
-        <w:t xml:space="preserve"> 15 suites, 81 pruebas aprobadas (~6.1s de ejecución)</w:t>
+        <w:t xml:space="preserve"> 16 suites, 87 pruebas aprobadas (~6.1s de ejecución)</w:t>
       </w:r>
     </w:p>
     <w:p>
@@ -6877,7 +6877,7 @@
           <w:sz w:val="21"/>
           <w:szCs w:val="21"/>
         </w:rPr>
-        <w:t xml:space="preserve"> 11 suites, 177 pruebas aprobadas (~3.5s de ejecución)</w:t>
+        <w:t xml:space="preserve"> 12 suites, 182 pruebas aprobadas (~3.5s de ejecución)</w:t>
       </w:r>
     </w:p>
     <w:p>
@@ -6899,7 +6899,7 @@
           <w:sz w:val="21"/>
           <w:szCs w:val="21"/>
         </w:rPr>
-        <w:t>Total Exclusivo Backend: 26 suites, 258 pruebas aprobadas al 100%</w:t>
+        <w:t>Total Exclusivo Backend: 28 suites, 269 pruebas aprobadas al 100%</w:t>
       </w:r>
       <w:proofErr w:type="gramEnd"/>
       <w:r>
@@ -6970,7 +6970,7 @@
           <w:sz w:val="21"/>
           <w:szCs w:val="21"/>
         </w:rPr>
-        <w:t>Total General Jest: 27 suites, 269 pruebas aprobadas al 100% (cero fallas)</w:t>
+        <w:t>Total General Jest: 28 suites, 280 pruebas aprobadas al 100% (cero fallas)</w:t>
       </w:r>
       <w:proofErr w:type="gramEnd"/>
       <w:r>

--- a/docs/informe_bateria_pruebas_backend.docx
+++ b/docs/informe_bateria_pruebas_backend.docx
@@ -488,7 +488,7 @@
                 <w:sz w:val="17"/>
                 <w:szCs w:val="17"/>
               </w:rPr>
-              <w:t>182 de 182 pruebas aprobadas (6 suites, 100% PASS Rate)</w:t>
+              <w:t>188 de 188 pruebas aprobadas (6 suites, 100% PASS Rate)</w:t>
             </w:r>
           </w:p>
         </w:tc>
@@ -559,7 +559,7 @@
                 <w:sz w:val="17"/>
                 <w:szCs w:val="17"/>
               </w:rPr>
-              <w:t>269 pruebas automatizadas (26 suites, 100% PASS Global) · 0 Fallas</w:t>
+              <w:t>275 pruebas automatizadas (29 suites, 100% PASS Global) · 0 Fallas</w:t>
             </w:r>
           </w:p>
         </w:tc>
@@ -654,7 +654,7 @@
                 <w:sz w:val="17"/>
                 <w:szCs w:val="17"/>
               </w:rPr>
-              <w:t>280 pruebas aprobadas (28 suites Jest, 100% PASS Rate)</w:t>
+              <w:t>286 pruebas aprobadas (29 suites Jest, 100% PASS Rate)</w:t>
             </w:r>
             <w:proofErr w:type="spellStart"/>
             <w:r>
@@ -5661,7 +5661,7 @@
           <w:sz w:val="21"/>
           <w:szCs w:val="21"/>
         </w:rPr>
-        <w:t>tests_unitarias/backend/: Contiene 12 suites exclusivas con 182 pruebas enfocadas en criptografía, resiliencia offline, algoritmos predictivos y los 72 endpoints REST del catálogo.</w:t>
+        <w:t>tests_unitarias/backend/: Contiene 13 suites exclusivas con 188 pruebas enfocadas en criptografía, resiliencia offline, algoritmos predictivos y los 72 endpoints REST del catálogo.</w:t>
       </w:r>
       <w:proofErr w:type="spellEnd"/>
       <w:r>
@@ -6010,7 +6010,7 @@
           <w:sz w:val="21"/>
           <w:szCs w:val="21"/>
         </w:rPr>
-        <w:t xml:space="preserve"> Ejecuta las 12 suites de backend (182 pruebas)</w:t>
+        <w:t xml:space="preserve"> Ejecuta las 13 suites de backend (188 pruebas)</w:t>
       </w:r>
     </w:p>
     <w:p>
@@ -6159,7 +6159,7 @@
           <w:sz w:val="21"/>
           <w:szCs w:val="21"/>
         </w:rPr>
-        <w:t xml:space="preserve"> Ejecuta todas las pruebas unitarias consolidadas (193 pruebas)</w:t>
+        <w:t xml:space="preserve"> Ejecuta todas las pruebas unitarias consolidadas (199 pruebas)</w:t>
       </w:r>
     </w:p>
     <w:p>
@@ -6877,7 +6877,7 @@
           <w:sz w:val="21"/>
           <w:szCs w:val="21"/>
         </w:rPr>
-        <w:t xml:space="preserve"> 12 suites, 182 pruebas aprobadas (~3.5s de ejecución)</w:t>
+        <w:t xml:space="preserve"> 13 suites, 188 pruebas aprobadas (~3.5s de ejecución)</w:t>
       </w:r>
     </w:p>
     <w:p>
@@ -6899,7 +6899,7 @@
           <w:sz w:val="21"/>
           <w:szCs w:val="21"/>
         </w:rPr>
-        <w:t>Total Exclusivo Backend: 28 suites, 269 pruebas aprobadas al 100%</w:t>
+        <w:t>Total Exclusivo Backend: 29 suites, 275 pruebas aprobadas al 100%</w:t>
       </w:r>
       <w:proofErr w:type="gramEnd"/>
       <w:r>
@@ -6970,7 +6970,7 @@
           <w:sz w:val="21"/>
           <w:szCs w:val="21"/>
         </w:rPr>
-        <w:t>Total General Jest: 28 suites, 280 pruebas aprobadas al 100% (cero fallas)</w:t>
+        <w:t>Total General Jest: 29 suites, 286 pruebas aprobadas al 100% (cero fallas)</w:t>
       </w:r>
       <w:proofErr w:type="gramEnd"/>
       <w:r>

--- a/docs/informe_bateria_pruebas_backend.docx
+++ b/docs/informe_bateria_pruebas_backend.docx
@@ -488,7 +488,7 @@
                 <w:sz w:val="17"/>
                 <w:szCs w:val="17"/>
               </w:rPr>
-              <w:t>188 de 188 pruebas aprobadas (6 suites, 100% PASS Rate)</w:t>
+              <w:t>200 de 200 pruebas aprobadas (6 suites, 100% PASS Rate)</w:t>
             </w:r>
           </w:p>
         </w:tc>
@@ -559,7 +559,7 @@
                 <w:sz w:val="17"/>
                 <w:szCs w:val="17"/>
               </w:rPr>
-              <w:t>275 pruebas automatizadas (29 suites, 100% PASS Global) · 0 Fallas</w:t>
+              <w:t>287 pruebas automatizadas (30 suites, 100% PASS Global) · 0 Fallas</w:t>
             </w:r>
           </w:p>
         </w:tc>
@@ -654,7 +654,7 @@
                 <w:sz w:val="17"/>
                 <w:szCs w:val="17"/>
               </w:rPr>
-              <w:t>286 pruebas aprobadas (29 suites Jest, 100% PASS Rate)</w:t>
+              <w:t>298 pruebas aprobadas (30 suites Jest, 100% PASS Rate)</w:t>
             </w:r>
             <w:proofErr w:type="spellStart"/>
             <w:r>
@@ -2834,7 +2834,7 @@
                 <w:sz w:val="17"/>
                 <w:szCs w:val="17"/>
               </w:rPr>
-              <w:t>Verificación de 29 tablas relacionales persistentes; integridad referen</w:t>
+              <w:t>Verificación de 30 tablas relacionales persistentes; integridad referen</w:t>
             </w:r>
             <w:r>
               <w:rPr>
@@ -5661,7 +5661,7 @@
           <w:sz w:val="21"/>
           <w:szCs w:val="21"/>
         </w:rPr>
-        <w:t>tests_unitarias/backend/: Contiene 13 suites exclusivas con 188 pruebas enfocadas en criptografía, resiliencia offline, algoritmos predictivos y los 72 endpoints REST del catálogo.</w:t>
+        <w:t>tests_unitarias/backend/: Contiene 14 suites exclusivas con 200 pruebas enfocadas en criptografía, resiliencia offline, algoritmos predictivos y los 72 endpoints REST del catálogo.</w:t>
       </w:r>
       <w:proofErr w:type="spellEnd"/>
       <w:r>
@@ -6010,7 +6010,7 @@
           <w:sz w:val="21"/>
           <w:szCs w:val="21"/>
         </w:rPr>
-        <w:t xml:space="preserve"> Ejecuta las 13 suites de backend (188 pruebas)</w:t>
+        <w:t xml:space="preserve"> Ejecuta las 14 suites de backend (200 pruebas)</w:t>
       </w:r>
     </w:p>
     <w:p>
@@ -6159,7 +6159,7 @@
           <w:sz w:val="21"/>
           <w:szCs w:val="21"/>
         </w:rPr>
-        <w:t xml:space="preserve"> Ejecuta todas las pruebas unitarias consolidadas (199 pruebas)</w:t>
+        <w:t xml:space="preserve"> Ejecuta todas las pruebas unitarias consolidadas (211 pruebas)</w:t>
       </w:r>
     </w:p>
     <w:p>
@@ -6877,7 +6877,7 @@
           <w:sz w:val="21"/>
           <w:szCs w:val="21"/>
         </w:rPr>
-        <w:t xml:space="preserve"> 13 suites, 188 pruebas aprobadas (~3.5s de ejecución)</w:t>
+        <w:t xml:space="preserve"> 14 suites, 200 pruebas aprobadas (~3.5s de ejecución)</w:t>
       </w:r>
     </w:p>
     <w:p>
@@ -6899,7 +6899,7 @@
           <w:sz w:val="21"/>
           <w:szCs w:val="21"/>
         </w:rPr>
-        <w:t>Total Exclusivo Backend: 29 suites, 275 pruebas aprobadas al 100%</w:t>
+        <w:t>Total Exclusivo Backend: 30 suites, 287 pruebas aprobadas al 100%</w:t>
       </w:r>
       <w:proofErr w:type="gramEnd"/>
       <w:r>
@@ -6970,7 +6970,7 @@
           <w:sz w:val="21"/>
           <w:szCs w:val="21"/>
         </w:rPr>
-        <w:t>Total General Jest: 29 suites, 286 pruebas aprobadas al 100% (cero fallas)</w:t>
+        <w:t>Total General Jest: 30 suites, 298 pruebas aprobadas al 100% (cero fallas)</w:t>
       </w:r>
       <w:proofErr w:type="gramEnd"/>
       <w:r>

--- a/docs/informe_bateria_pruebas_backend.docx
+++ b/docs/informe_bateria_pruebas_backend.docx
@@ -488,7 +488,7 @@
                 <w:sz w:val="17"/>
                 <w:szCs w:val="17"/>
               </w:rPr>
-              <w:t>200 de 200 pruebas aprobadas (6 suites, 100% PASS Rate)</w:t>
+              <w:t>205 de 205 pruebas aprobadas (6 suites, 100% PASS Rate)</w:t>
             </w:r>
           </w:p>
         </w:tc>
@@ -559,7 +559,7 @@
                 <w:sz w:val="17"/>
                 <w:szCs w:val="17"/>
               </w:rPr>
-              <w:t>287 pruebas automatizadas (30 suites, 100% PASS Global) · 0 Fallas</w:t>
+              <w:t>292 pruebas automatizadas (31 suites, 100% PASS Global) · 0 Fallas</w:t>
             </w:r>
           </w:p>
         </w:tc>
@@ -654,7 +654,7 @@
                 <w:sz w:val="17"/>
                 <w:szCs w:val="17"/>
               </w:rPr>
-              <w:t>298 pruebas aprobadas (30 suites Jest, 100% PASS Rate)</w:t>
+              <w:t>303 pruebas aprobadas (31 suites Jest, 100% PASS Rate)</w:t>
             </w:r>
             <w:proofErr w:type="spellStart"/>
             <w:r>
@@ -5661,7 +5661,7 @@
           <w:sz w:val="21"/>
           <w:szCs w:val="21"/>
         </w:rPr>
-        <w:t>tests_unitarias/backend/: Contiene 14 suites exclusivas con 200 pruebas enfocadas en criptografía, resiliencia offline, algoritmos predictivos y los 72 endpoints REST del catálogo.</w:t>
+        <w:t>tests_unitarias/backend/: Contiene 15 suites exclusivas con 205 pruebas enfocadas en criptografía, resiliencia offline, algoritmos predictivos y los 72 endpoints REST del catálogo.</w:t>
       </w:r>
       <w:proofErr w:type="spellEnd"/>
       <w:r>
@@ -6010,7 +6010,7 @@
           <w:sz w:val="21"/>
           <w:szCs w:val="21"/>
         </w:rPr>
-        <w:t xml:space="preserve"> Ejecuta las 14 suites de backend (200 pruebas)</w:t>
+        <w:t xml:space="preserve"> Ejecuta las 15 suites de backend (205 pruebas)</w:t>
       </w:r>
     </w:p>
     <w:p>
@@ -6159,7 +6159,7 @@
           <w:sz w:val="21"/>
           <w:szCs w:val="21"/>
         </w:rPr>
-        <w:t xml:space="preserve"> Ejecuta todas las pruebas unitarias consolidadas (211 pruebas)</w:t>
+        <w:t xml:space="preserve"> Ejecuta todas las pruebas unitarias consolidadas (216 pruebas)</w:t>
       </w:r>
     </w:p>
     <w:p>
@@ -6877,7 +6877,7 @@
           <w:sz w:val="21"/>
           <w:szCs w:val="21"/>
         </w:rPr>
-        <w:t xml:space="preserve"> 14 suites, 200 pruebas aprobadas (~3.5s de ejecución)</w:t>
+        <w:t xml:space="preserve"> 15 suites, 205 pruebas aprobadas (~3.5s de ejecución)</w:t>
       </w:r>
     </w:p>
     <w:p>
@@ -6899,7 +6899,7 @@
           <w:sz w:val="21"/>
           <w:szCs w:val="21"/>
         </w:rPr>
-        <w:t>Total Exclusivo Backend: 30 suites, 287 pruebas aprobadas al 100%</w:t>
+        <w:t>Total Exclusivo Backend: 31 suites, 292 pruebas aprobadas al 100%</w:t>
       </w:r>
       <w:proofErr w:type="gramEnd"/>
       <w:r>
@@ -6970,7 +6970,7 @@
           <w:sz w:val="21"/>
           <w:szCs w:val="21"/>
         </w:rPr>
-        <w:t>Total General Jest: 30 suites, 298 pruebas aprobadas al 100% (cero fallas)</w:t>
+        <w:t>Total General Jest: 31 suites, 303 pruebas aprobadas al 100% (cero fallas)</w:t>
       </w:r>
       <w:proofErr w:type="gramEnd"/>
       <w:r>

--- a/docs/informe_bateria_pruebas_backend.docx
+++ b/docs/informe_bateria_pruebas_backend.docx
@@ -488,7 +488,7 @@
                 <w:sz w:val="17"/>
                 <w:szCs w:val="17"/>
               </w:rPr>
-              <w:t>205 de 205 pruebas aprobadas (6 suites, 100% PASS Rate)</w:t>
+              <w:t>210 de 210 pruebas aprobadas (6 suites, 100% PASS Rate)</w:t>
             </w:r>
           </w:p>
         </w:tc>
@@ -559,7 +559,7 @@
                 <w:sz w:val="17"/>
                 <w:szCs w:val="17"/>
               </w:rPr>
-              <w:t>292 pruebas automatizadas (31 suites, 100% PASS Global) · 0 Fallas</w:t>
+              <w:t>297 pruebas automatizadas (32 suites, 100% PASS Global) · 0 Fallas</w:t>
             </w:r>
           </w:p>
         </w:tc>
@@ -654,7 +654,7 @@
                 <w:sz w:val="17"/>
                 <w:szCs w:val="17"/>
               </w:rPr>
-              <w:t>303 pruebas aprobadas (31 suites Jest, 100% PASS Rate)</w:t>
+              <w:t>308 pruebas aprobadas (32 suites Jest, 100% PASS Rate)</w:t>
             </w:r>
             <w:proofErr w:type="spellStart"/>
             <w:r>
@@ -5661,7 +5661,7 @@
           <w:sz w:val="21"/>
           <w:szCs w:val="21"/>
         </w:rPr>
-        <w:t>tests_unitarias/backend/: Contiene 15 suites exclusivas con 205 pruebas enfocadas en criptografía, resiliencia offline, algoritmos predictivos y los 72 endpoints REST del catálogo.</w:t>
+        <w:t>tests_unitarias/backend/: Contiene 16 suites exclusivas con 210 pruebas enfocadas en criptografía, resiliencia offline, algoritmos predictivos y los 72 endpoints REST del catálogo.</w:t>
       </w:r>
       <w:proofErr w:type="spellEnd"/>
       <w:r>
@@ -6010,7 +6010,7 @@
           <w:sz w:val="21"/>
           <w:szCs w:val="21"/>
         </w:rPr>
-        <w:t xml:space="preserve"> Ejecuta las 15 suites de backend (205 pruebas)</w:t>
+        <w:t xml:space="preserve"> Ejecuta las 16 suites de backend (210 pruebas)</w:t>
       </w:r>
     </w:p>
     <w:p>
@@ -6159,7 +6159,7 @@
           <w:sz w:val="21"/>
           <w:szCs w:val="21"/>
         </w:rPr>
-        <w:t xml:space="preserve"> Ejecuta todas las pruebas unitarias consolidadas (216 pruebas)</w:t>
+        <w:t xml:space="preserve"> Ejecuta todas las pruebas unitarias consolidadas (221 pruebas)</w:t>
       </w:r>
     </w:p>
     <w:p>
@@ -6877,7 +6877,7 @@
           <w:sz w:val="21"/>
           <w:szCs w:val="21"/>
         </w:rPr>
-        <w:t xml:space="preserve"> 15 suites, 205 pruebas aprobadas (~3.5s de ejecución)</w:t>
+        <w:t xml:space="preserve"> 16 suites, 210 pruebas aprobadas (~3.5s de ejecución)</w:t>
       </w:r>
     </w:p>
     <w:p>
@@ -6899,7 +6899,7 @@
           <w:sz w:val="21"/>
           <w:szCs w:val="21"/>
         </w:rPr>
-        <w:t>Total Exclusivo Backend: 31 suites, 292 pruebas aprobadas al 100%</w:t>
+        <w:t>Total Exclusivo Backend: 32 suites, 297 pruebas aprobadas al 100%</w:t>
       </w:r>
       <w:proofErr w:type="gramEnd"/>
       <w:r>
@@ -6970,7 +6970,7 @@
           <w:sz w:val="21"/>
           <w:szCs w:val="21"/>
         </w:rPr>
-        <w:t>Total General Jest: 31 suites, 303 pruebas aprobadas al 100% (cero fallas)</w:t>
+        <w:t>Total General Jest: 32 suites, 308 pruebas aprobadas al 100% (cero fallas)</w:t>
       </w:r>
       <w:proofErr w:type="gramEnd"/>
       <w:r>

--- a/docs/informe_bateria_pruebas_backend.docx
+++ b/docs/informe_bateria_pruebas_backend.docx
@@ -430,7 +430,7 @@
                 <w:sz w:val="17"/>
                 <w:szCs w:val="17"/>
               </w:rPr>
-              <w:t>87 de 87 pruebas aprobadas (15 suites, 100% PASS Rate)</w:t>
+              <w:t>84 de 84 pruebas aprobadas (15 suites, 100% PASS Rate)</w:t>
             </w:r>
           </w:p>
         </w:tc>
@@ -488,7 +488,7 @@
                 <w:sz w:val="17"/>
                 <w:szCs w:val="17"/>
               </w:rPr>
-              <w:t>210 de 210 pruebas aprobadas (6 suites, 100% PASS Rate)</w:t>
+              <w:t>202 de 202 pruebas aprobadas (6 suites, 100% PASS Rate)</w:t>
             </w:r>
           </w:p>
         </w:tc>
@@ -559,7 +559,7 @@
                 <w:sz w:val="17"/>
                 <w:szCs w:val="17"/>
               </w:rPr>
-              <w:t>297 pruebas automatizadas (32 suites, 100% PASS Global) · 0 Fallas</w:t>
+              <w:t>286 pruebas automatizadas (30 suites, 100% PASS Global) · 0 Fallas</w:t>
             </w:r>
           </w:p>
         </w:tc>
@@ -654,7 +654,7 @@
                 <w:sz w:val="17"/>
                 <w:szCs w:val="17"/>
               </w:rPr>
-              <w:t>308 pruebas aprobadas (32 suites Jest, 100% PASS Rate)</w:t>
+              <w:t>297 pruebas aprobadas (31 suites Jest, 100% PASS Rate)</w:t>
             </w:r>
             <w:proofErr w:type="spellStart"/>
             <w:r>
@@ -2423,7 +2423,7 @@
                 <w:sz w:val="17"/>
                 <w:szCs w:val="17"/>
               </w:rPr>
-              <w:t>06. Tendencias Demanda</w:t>
+              <w:t>07. Pasarelas de Pago</w:t>
             </w:r>
           </w:p>
         </w:tc>
@@ -2446,7 +2446,7 @@
                 <w:sz w:val="17"/>
                 <w:szCs w:val="17"/>
               </w:rPr>
-              <w:t>market_trends.test.ts</w:t>
+              <w:t>payment_gateways.test.ts</w:t>
             </w:r>
             <w:proofErr w:type="spellEnd"/>
           </w:p>
@@ -2471,7 +2471,7 @@
                 <w:sz w:val="17"/>
                 <w:szCs w:val="17"/>
               </w:rPr>
-              <w:t>4 / 4</w:t>
+              <w:t>5 / 5</w:t>
             </w:r>
           </w:p>
         </w:tc>
@@ -2518,7 +2518,67 @@
                 <w:sz w:val="17"/>
                 <w:szCs w:val="17"/>
               </w:rPr>
-              <w:t>Sincronización de índices de mercado externos, series temporales de precios y cálculo de factores de estacionalidad.</w:t>
+              <w:t xml:space="preserve">Despachador polimórfico (Transbank Webpay, MercadoPago, </w:t>
+            </w:r>
+            <w:proofErr w:type="spellStart"/>
+            <w:r>
+              <w:rPr>
+                <w:rFonts w:ascii="Calibri" w:eastAsia="Calibri" w:hAnsi="Calibri" w:cs="Calibri"/>
+                <w:color w:val="1E293B"/>
+                <w:sz w:val="17"/>
+                <w:szCs w:val="17"/>
+              </w:rPr>
+              <w:t>SumUp</w:t>
+            </w:r>
+            <w:proofErr w:type="spellEnd"/>
+            <w:r>
+              <w:rPr>
+                <w:rFonts w:ascii="Calibri" w:eastAsia="Calibri" w:hAnsi="Calibri" w:cs="Calibri"/>
+                <w:color w:val="1E293B"/>
+                <w:sz w:val="17"/>
+                <w:szCs w:val="17"/>
+              </w:rPr>
+              <w:t xml:space="preserve">, </w:t>
+            </w:r>
+            <w:proofErr w:type="spellStart"/>
+            <w:r>
+              <w:rPr>
+                <w:rFonts w:ascii="Calibri" w:eastAsia="Calibri" w:hAnsi="Calibri" w:cs="Calibri"/>
+                <w:color w:val="1E293B"/>
+                <w:sz w:val="17"/>
+                <w:szCs w:val="17"/>
+              </w:rPr>
+              <w:t>CuentaRUT</w:t>
+            </w:r>
+            <w:proofErr w:type="spellEnd"/>
+            <w:r>
+              <w:rPr>
+                <w:rFonts w:ascii="Calibri" w:eastAsia="Calibri" w:hAnsi="Calibri" w:cs="Calibri"/>
+                <w:color w:val="1E293B"/>
+                <w:sz w:val="17"/>
+                <w:szCs w:val="17"/>
+              </w:rPr>
+              <w:t>/</w:t>
+            </w:r>
+            <w:proofErr w:type="spellStart"/>
+            <w:r>
+              <w:rPr>
+                <w:rFonts w:ascii="Calibri" w:eastAsia="Calibri" w:hAnsi="Calibri" w:cs="Calibri"/>
+                <w:color w:val="1E293B"/>
+                <w:sz w:val="17"/>
+                <w:szCs w:val="17"/>
+              </w:rPr>
+              <w:t>RutPay</w:t>
+            </w:r>
+            <w:proofErr w:type="spellEnd"/>
+            <w:r>
+              <w:rPr>
+                <w:rFonts w:ascii="Calibri" w:eastAsia="Calibri" w:hAnsi="Calibri" w:cs="Calibri"/>
+                <w:color w:val="1E293B"/>
+                <w:sz w:val="17"/>
+                <w:szCs w:val="17"/>
+              </w:rPr>
+              <w:t>); segregación contable frente al efectivo.</w:t>
             </w:r>
           </w:p>
         </w:tc>
@@ -2551,7 +2611,7 @@
                 <w:sz w:val="17"/>
                 <w:szCs w:val="17"/>
               </w:rPr>
-              <w:t>07. Pasarelas de Pago</w:t>
+              <w:t>08. Esquema PostgreSQL</w:t>
             </w:r>
           </w:p>
         </w:tc>
@@ -2574,7 +2634,7 @@
                 <w:sz w:val="17"/>
                 <w:szCs w:val="17"/>
               </w:rPr>
-              <w:t>payment_gateways.test.ts</w:t>
+              <w:t>postgres_schema.test.ts</w:t>
             </w:r>
             <w:proofErr w:type="spellEnd"/>
           </w:p>
@@ -2646,195 +2706,7 @@
                 <w:sz w:val="17"/>
                 <w:szCs w:val="17"/>
               </w:rPr>
-              <w:t xml:space="preserve">Despachador polimórfico (Transbank Webpay, MercadoPago, </w:t>
-            </w:r>
-            <w:proofErr w:type="spellStart"/>
-            <w:r>
-              <w:rPr>
-                <w:rFonts w:ascii="Calibri" w:eastAsia="Calibri" w:hAnsi="Calibri" w:cs="Calibri"/>
-                <w:color w:val="1E293B"/>
-                <w:sz w:val="17"/>
-                <w:szCs w:val="17"/>
-              </w:rPr>
-              <w:t>SumUp</w:t>
-            </w:r>
-            <w:proofErr w:type="spellEnd"/>
-            <w:r>
-              <w:rPr>
-                <w:rFonts w:ascii="Calibri" w:eastAsia="Calibri" w:hAnsi="Calibri" w:cs="Calibri"/>
-                <w:color w:val="1E293B"/>
-                <w:sz w:val="17"/>
-                <w:szCs w:val="17"/>
-              </w:rPr>
-              <w:t xml:space="preserve">, </w:t>
-            </w:r>
-            <w:proofErr w:type="spellStart"/>
-            <w:r>
-              <w:rPr>
-                <w:rFonts w:ascii="Calibri" w:eastAsia="Calibri" w:hAnsi="Calibri" w:cs="Calibri"/>
-                <w:color w:val="1E293B"/>
-                <w:sz w:val="17"/>
-                <w:szCs w:val="17"/>
-              </w:rPr>
-              <w:t>CuentaRUT</w:t>
-            </w:r>
-            <w:proofErr w:type="spellEnd"/>
-            <w:r>
-              <w:rPr>
-                <w:rFonts w:ascii="Calibri" w:eastAsia="Calibri" w:hAnsi="Calibri" w:cs="Calibri"/>
-                <w:color w:val="1E293B"/>
-                <w:sz w:val="17"/>
-                <w:szCs w:val="17"/>
-              </w:rPr>
-              <w:t>/</w:t>
-            </w:r>
-            <w:proofErr w:type="spellStart"/>
-            <w:r>
-              <w:rPr>
-                <w:rFonts w:ascii="Calibri" w:eastAsia="Calibri" w:hAnsi="Calibri" w:cs="Calibri"/>
-                <w:color w:val="1E293B"/>
-                <w:sz w:val="17"/>
-                <w:szCs w:val="17"/>
-              </w:rPr>
-              <w:t>RutPay</w:t>
-            </w:r>
-            <w:proofErr w:type="spellEnd"/>
-            <w:r>
-              <w:rPr>
-                <w:rFonts w:ascii="Calibri" w:eastAsia="Calibri" w:hAnsi="Calibri" w:cs="Calibri"/>
-                <w:color w:val="1E293B"/>
-                <w:sz w:val="17"/>
-                <w:szCs w:val="17"/>
-              </w:rPr>
-              <w:t>); segregación contable frente al efectivo.</w:t>
-            </w:r>
-          </w:p>
-        </w:tc>
-      </w:tr>
-      <w:tr>
-        <w:tblPrEx>
-          <w:tblCellMar>
-            <w:top w:w="0" w:type="dxa"/>
-            <w:bottom w:w="0" w:type="dxa"/>
-          </w:tblCellMar>
-        </w:tblPrEx>
-        <w:tc>
-          <w:tcPr>
-            <w:tcW w:w="1000" w:type="pct"/>
-            <w:shd w:val="clear" w:color="auto" w:fill="F8FAFC"/>
-            <w:tcMar>
-              <w:top w:w="100" w:type="dxa"/>
-              <w:left w:w="120" w:type="dxa"/>
-              <w:bottom w:w="100" w:type="dxa"/>
-              <w:right w:w="120" w:type="dxa"/>
-            </w:tcMar>
-          </w:tcPr>
-          <w:p>
-            <w:r>
-              <w:rPr>
-                <w:rFonts w:ascii="Calibri" w:eastAsia="Calibri" w:hAnsi="Calibri" w:cs="Calibri"/>
-                <w:b/>
-                <w:bCs/>
-                <w:color w:val="1E293B"/>
-                <w:sz w:val="17"/>
-                <w:szCs w:val="17"/>
-              </w:rPr>
-              <w:t>08. Esquema PostgreSQL</w:t>
-            </w:r>
-          </w:p>
-        </w:tc>
-        <w:tc>
-          <w:tcPr>
-            <w:tcW w:w="1100" w:type="pct"/>
-            <w:tcMar>
-              <w:top w:w="100" w:type="dxa"/>
-              <w:left w:w="120" w:type="dxa"/>
-              <w:bottom w:w="100" w:type="dxa"/>
-              <w:right w:w="120" w:type="dxa"/>
-            </w:tcMar>
-          </w:tcPr>
-          <w:p>
-            <w:proofErr w:type="spellStart"/>
-            <w:r>
-              <w:rPr>
-                <w:rFonts w:ascii="Calibri" w:eastAsia="Calibri" w:hAnsi="Calibri" w:cs="Calibri"/>
-                <w:color w:val="1E293B"/>
-                <w:sz w:val="17"/>
-                <w:szCs w:val="17"/>
-              </w:rPr>
-              <w:t>postgres_schema.test.ts</w:t>
-            </w:r>
-            <w:proofErr w:type="spellEnd"/>
-          </w:p>
-        </w:tc>
-        <w:tc>
-          <w:tcPr>
-            <w:tcW w:w="500" w:type="pct"/>
-            <w:tcMar>
-              <w:top w:w="100" w:type="dxa"/>
-              <w:left w:w="120" w:type="dxa"/>
-              <w:bottom w:w="100" w:type="dxa"/>
-              <w:right w:w="120" w:type="dxa"/>
-            </w:tcMar>
-          </w:tcPr>
-          <w:p>
-            <w:r>
-              <w:rPr>
-                <w:rFonts w:ascii="Calibri" w:eastAsia="Calibri" w:hAnsi="Calibri" w:cs="Calibri"/>
-                <w:b/>
-                <w:bCs/>
-                <w:color w:val="1E293B"/>
-                <w:sz w:val="17"/>
-                <w:szCs w:val="17"/>
-              </w:rPr>
-              <w:t>5 / 5</w:t>
-            </w:r>
-          </w:p>
-        </w:tc>
-        <w:tc>
-          <w:tcPr>
-            <w:tcW w:w="500" w:type="pct"/>
-            <w:shd w:val="clear" w:color="auto" w:fill="DCFCE7"/>
-            <w:tcMar>
-              <w:top w:w="100" w:type="dxa"/>
-              <w:left w:w="120" w:type="dxa"/>
-              <w:bottom w:w="100" w:type="dxa"/>
-              <w:right w:w="120" w:type="dxa"/>
-            </w:tcMar>
-          </w:tcPr>
-          <w:p>
-            <w:r>
-              <w:rPr>
-                <w:rFonts w:ascii="Calibri" w:eastAsia="Calibri" w:hAnsi="Calibri" w:cs="Calibri"/>
-                <w:b/>
-                <w:bCs/>
-                <w:color w:val="15803D"/>
-                <w:sz w:val="17"/>
-                <w:szCs w:val="17"/>
-              </w:rPr>
-              <w:t>100% OK</w:t>
-            </w:r>
-          </w:p>
-        </w:tc>
-        <w:tc>
-          <w:tcPr>
-            <w:tcW w:w="1900" w:type="pct"/>
-            <w:tcMar>
-              <w:top w:w="100" w:type="dxa"/>
-              <w:left w:w="120" w:type="dxa"/>
-              <w:bottom w:w="100" w:type="dxa"/>
-              <w:right w:w="120" w:type="dxa"/>
-            </w:tcMar>
-          </w:tcPr>
-          <w:p>
-            <w:r>
-              <w:rPr>
-                <w:rFonts w:ascii="Calibri" w:eastAsia="Calibri" w:hAnsi="Calibri" w:cs="Calibri"/>
-                <w:color w:val="1E293B"/>
-                <w:sz w:val="17"/>
-                <w:szCs w:val="17"/>
-              </w:rPr>
-              <w:t>Verificación de 30 tablas relacionales persistentes; integridad referen</w:t>
+              <w:t>Verificación de 29 tablas relacionales persistentes; integridad referen</w:t>
             </w:r>
             <w:r>
               <w:rPr>
@@ -4570,7 +4442,7 @@
                 <w:sz w:val="17"/>
                 <w:szCs w:val="17"/>
               </w:rPr>
-              <w:t>100% de cobertura del catálogo (72 endpoints REST probados con Express en memoria). Valida códigos 200, 201, 400 y 404, headers y respuestas JSON.</w:t>
+              <w:t>100% de cobertura del catálogo (69 endpoints REST probados con Express en memoria). Valida códigos 200, 201, 400 y 404, headers y respuestas JSON.</w:t>
             </w:r>
             <w:proofErr w:type="spellStart"/>
             <w:r>
@@ -5661,7 +5533,7 @@
           <w:sz w:val="21"/>
           <w:szCs w:val="21"/>
         </w:rPr>
-        <w:t>tests_unitarias/backend/: Contiene 16 suites exclusivas con 210 pruebas enfocadas en criptografía, resiliencia offline, algoritmos predictivos y los 72 endpoints REST del catálogo.</w:t>
+        <w:t>tests_unitarias/backend/: Contiene 15 suites exclusivas con 202 pruebas enfocadas en criptografía, resiliencia offline, algoritmos predictivos y los 69 endpoints REST del catálogo.</w:t>
       </w:r>
       <w:proofErr w:type="spellEnd"/>
       <w:r>
@@ -6010,7 +5882,7 @@
           <w:sz w:val="21"/>
           <w:szCs w:val="21"/>
         </w:rPr>
-        <w:t xml:space="preserve"> Ejecuta las 16 suites de backend (210 pruebas)</w:t>
+        <w:t xml:space="preserve"> Ejecuta las 15 suites de backend (202 pruebas)</w:t>
       </w:r>
     </w:p>
     <w:p>
@@ -6159,7 +6031,7 @@
           <w:sz w:val="21"/>
           <w:szCs w:val="21"/>
         </w:rPr>
-        <w:t xml:space="preserve"> Ejecuta todas las pruebas unitarias consolidadas (221 pruebas)</w:t>
+        <w:t xml:space="preserve"> Ejecuta todas las pruebas unitarias consolidadas (213 pruebas)</w:t>
       </w:r>
     </w:p>
     <w:p>
@@ -6786,7 +6658,7 @@
           <w:sz w:val="21"/>
           <w:szCs w:val="21"/>
         </w:rPr>
-        <w:t xml:space="preserve"> 16 suites, 87 pruebas aprobadas (~6.1s de ejecución)</w:t>
+        <w:t xml:space="preserve"> 15 suites, 84 pruebas aprobadas (~6.1s de ejecución)</w:t>
       </w:r>
     </w:p>
     <w:p>
@@ -6877,7 +6749,7 @@
           <w:sz w:val="21"/>
           <w:szCs w:val="21"/>
         </w:rPr>
-        <w:t xml:space="preserve"> 16 suites, 210 pruebas aprobadas (~3.5s de ejecución)</w:t>
+        <w:t xml:space="preserve"> 15 suites, 202 pruebas aprobadas (~3.5s de ejecución)</w:t>
       </w:r>
     </w:p>
     <w:p>
@@ -6899,7 +6771,7 @@
           <w:sz w:val="21"/>
           <w:szCs w:val="21"/>
         </w:rPr>
-        <w:t>Total Exclusivo Backend: 32 suites, 297 pruebas aprobadas al 100%</w:t>
+        <w:t>Total Exclusivo Backend: 30 suites, 286 pruebas aprobadas al 100%</w:t>
       </w:r>
       <w:proofErr w:type="gramEnd"/>
       <w:r>
@@ -6970,7 +6842,7 @@
           <w:sz w:val="21"/>
           <w:szCs w:val="21"/>
         </w:rPr>
-        <w:t>Total General Jest: 32 suites, 308 pruebas aprobadas al 100% (cero fallas)</w:t>
+        <w:t>Total General Jest: 31 suites, 297 pruebas aprobadas al 100% (cero fallas)</w:t>
       </w:r>
       <w:proofErr w:type="gramEnd"/>
       <w:r>
